--- a/data/hw/DynamicProgramming.docx
+++ b/data/hw/DynamicProgramming.docx
@@ -38,7 +38,7 @@
           <w:rFonts w:ascii="Times New Roman" w:hAnsi="Times New Roman" w:cs="Times New Roman"/>
           <w:b/>
         </w:rPr>
-        <w:t>10</w:t>
+        <w:t>9</w:t>
       </w:r>
       <w:r>
         <w:rPr>
@@ -178,6 +178,7 @@
         </w:rPr>
         <w:t xml:space="preserve">he optimal global alignment of </w:t>
       </w:r>
+      <w:proofErr w:type="spellStart"/>
       <w:r>
         <w:rPr>
           <w:rFonts w:ascii="Times New Roman" w:hAnsi="Times New Roman" w:cs="Times New Roman"/>
@@ -213,12 +214,14 @@
         </w:rPr>
         <w:t>g</w:t>
       </w:r>
+      <w:proofErr w:type="spellEnd"/>
       <w:r>
         <w:rPr>
           <w:rFonts w:ascii="Times New Roman" w:hAnsi="Times New Roman" w:cs="Times New Roman"/>
         </w:rPr>
         <w:t xml:space="preserve"> with </w:t>
       </w:r>
+      <w:proofErr w:type="spellStart"/>
       <w:r>
         <w:rPr>
           <w:rFonts w:ascii="Times New Roman" w:hAnsi="Times New Roman" w:cs="Times New Roman"/>
@@ -226,6 +229,7 @@
         </w:rPr>
         <w:t>taca</w:t>
       </w:r>
+      <w:proofErr w:type="spellEnd"/>
       <w:r>
         <w:rPr>
           <w:rFonts w:ascii="Times New Roman" w:hAnsi="Times New Roman" w:cs="Times New Roman"/>
@@ -1828,6 +1832,7 @@
         </w:rPr>
         <w:t xml:space="preserve">alignment score between </w:t>
       </w:r>
+      <w:proofErr w:type="spellStart"/>
       <w:r>
         <w:rPr>
           <w:rFonts w:ascii="Times New Roman" w:hAnsi="Times New Roman" w:cs="Times New Roman"/>
@@ -1849,6 +1854,7 @@
         </w:rPr>
         <w:t>c</w:t>
       </w:r>
+      <w:proofErr w:type="spellEnd"/>
       <w:r>
         <w:rPr>
           <w:rFonts w:ascii="Times New Roman" w:hAnsi="Times New Roman" w:cs="Times New Roman"/>
@@ -1926,6 +1932,7 @@
         </w:rPr>
         <w:t xml:space="preserve">What is the score of this optimal alignment (between </w:t>
       </w:r>
+      <w:proofErr w:type="spellStart"/>
       <w:r>
         <w:rPr>
           <w:rFonts w:ascii="Times New Roman" w:hAnsi="Times New Roman" w:cs="Times New Roman"/>
@@ -1947,6 +1954,7 @@
         </w:rPr>
         <w:t>c</w:t>
       </w:r>
+      <w:proofErr w:type="spellEnd"/>
       <w:r>
         <w:rPr>
           <w:rFonts w:ascii="Times New Roman" w:hAnsi="Times New Roman" w:cs="Times New Roman"/>
@@ -2029,6 +2037,7 @@
         </w:rPr>
         <w:t xml:space="preserve"> (between </w:t>
       </w:r>
+      <w:proofErr w:type="spellStart"/>
       <w:r>
         <w:rPr>
           <w:rFonts w:ascii="Times New Roman" w:hAnsi="Times New Roman" w:cs="Times New Roman"/>
@@ -2057,6 +2066,7 @@
         </w:rPr>
         <w:t>c</w:t>
       </w:r>
+      <w:proofErr w:type="spellEnd"/>
       <w:r>
         <w:rPr>
           <w:rFonts w:ascii="Times New Roman" w:hAnsi="Times New Roman" w:cs="Times New Roman"/>
@@ -2137,6 +2147,7 @@
         </w:rPr>
         <w:t xml:space="preserve">alignment between the two sequences </w:t>
       </w:r>
+      <w:proofErr w:type="spellStart"/>
       <w:r>
         <w:rPr>
           <w:rFonts w:ascii="Times New Roman" w:hAnsi="Times New Roman" w:cs="Times New Roman"/>
@@ -2144,6 +2155,7 @@
         </w:rPr>
         <w:t>atacg</w:t>
       </w:r>
+      <w:proofErr w:type="spellEnd"/>
       <w:r>
         <w:rPr>
           <w:rFonts w:ascii="Times New Roman" w:hAnsi="Times New Roman" w:cs="Times New Roman"/>
@@ -2157,6 +2169,7 @@
         </w:rPr>
         <w:t xml:space="preserve">and </w:t>
       </w:r>
+      <w:proofErr w:type="spellStart"/>
       <w:r>
         <w:rPr>
           <w:rFonts w:ascii="Times New Roman" w:hAnsi="Times New Roman" w:cs="Times New Roman"/>
@@ -2164,6 +2177,7 @@
         </w:rPr>
         <w:t>taca</w:t>
       </w:r>
+      <w:proofErr w:type="spellEnd"/>
       <w:r>
         <w:rPr>
           <w:rFonts w:ascii="Times New Roman" w:hAnsi="Times New Roman" w:cs="Times New Roman"/>
@@ -3605,6 +3619,7 @@
         </w:rPr>
         <w:t xml:space="preserve"> and </w:t>
       </w:r>
+      <w:proofErr w:type="spellStart"/>
       <w:r>
         <w:rPr>
           <w:rFonts w:ascii="Times New Roman" w:hAnsi="Times New Roman" w:cs="Times New Roman"/>
@@ -3612,6 +3627,7 @@
         </w:rPr>
         <w:t>caag</w:t>
       </w:r>
+      <w:proofErr w:type="spellEnd"/>
       <w:r>
         <w:rPr>
           <w:rFonts w:ascii="Times New Roman" w:hAnsi="Times New Roman" w:cs="Times New Roman"/>
